--- a/docs/references/CHEAT_SHEET_PRESENTASI_SIMASADI_TERBARU.docx
+++ b/docs/references/CHEAT_SHEET_PRESENTASI_SIMASADI_TERBARU.docx
@@ -229,7 +229,7 @@
                 <w:color w:val="334155"/>
                 <w:sz w:val="17"/>
               </w:rPr>
-              <w:t>Siap Operasional (Scheduler Terpasang Harian 07:00, 87/87 Tests Passed)</w:t>
+              <w:t>Siap Operasional (Scheduler Terpasang Harian 07:00, 183/183 Tests Passed, 1.102 Asersi)</w:t>
             </w:r>
           </w:p>
         </w:tc>
@@ -1876,6 +1876,28 @@
     </w:p>
     <w:p>
       <w:pPr>
+        <w:spacing w:line="276" w:lineRule="auto" w:after="80"/>
+      </w:pPr>
+      <w:r>
+        <w:rPr>
+          <w:rFonts w:ascii="Calibri" w:hAnsi="Calibri"/>
+          <w:b/>
+          <w:color w:val="0F172A"/>
+          <w:sz w:val="20"/>
+        </w:rPr>
+        <w:t xml:space="preserve">Langkah 6 (Layar Kolaborasi Akun &amp; Mode Gelap): </w:t>
+      </w:r>
+      <w:r>
+        <w:rPr>
+          <w:rFonts w:ascii="Calibri" w:hAnsi="Calibri"/>
+          <w:color w:val="334155"/>
+          <w:sz w:val="20"/>
+        </w:rPr>
+        <w:t>Buka /account-links untuk mendemonstrasikan penautan akun tim PIC (Lead PIC vs Viewer PIC), serta tunjukkan tombol toggle Mode Gelap instan di bilah navigasi atas yang tersimpan di browser.</w:t>
+      </w:r>
+    </w:p>
+    <w:p>
+      <w:pPr>
         <w:keepNext/>
         <w:spacing w:before="280" w:after="80"/>
       </w:pPr>
